--- a/practice/data/theory/jungol/03_고등/5주차/2026년_5차_고등_수업_교사용_2019-2025.docx
+++ b/practice/data/theory/jungol/03_고등/5주차/2026년_5차_고등_수업_교사용_2019-2025.docx
@@ -16712,6 +16712,8 @@
           <w:szCs w:val="24"/>
         </w:rPr>
       </w:pPr>
+      <w:bookmarkStart w:id="0" w:name="_GoBack"/>
+      <w:bookmarkEnd w:id="0"/>
     </w:p>
     <w:p>
       <w:pPr>
@@ -19913,7 +19915,7 @@
     <w:p>
       <w:pPr>
         <w:rPr>
-          <w:rFonts w:ascii="Consolas" w:eastAsiaTheme="minorHAnsi" w:hAnsi="Consolas" w:cs="Consolas" w:hint="eastAsia"/>
+          <w:rFonts w:ascii="Consolas" w:eastAsiaTheme="minorHAnsi" w:hAnsi="Consolas" w:cs="Consolas"/>
           <w:sz w:val="24"/>
           <w:szCs w:val="24"/>
         </w:rPr>
@@ -20178,7 +20180,7 @@
     <w:p>
       <w:pPr>
         <w:rPr>
-          <w:rFonts w:ascii="Consolas" w:eastAsiaTheme="minorHAnsi" w:hAnsi="Consolas" w:cs="Consolas" w:hint="eastAsia"/>
+          <w:rFonts w:ascii="Consolas" w:eastAsiaTheme="minorHAnsi" w:hAnsi="Consolas" w:cs="Consolas"/>
           <w:sz w:val="24"/>
           <w:szCs w:val="24"/>
         </w:rPr>
@@ -20363,7 +20365,7 @@
     <w:p>
       <w:pPr>
         <w:rPr>
-          <w:rFonts w:ascii="Consolas" w:eastAsiaTheme="minorHAnsi" w:hAnsi="Consolas" w:cs="Consolas" w:hint="eastAsia"/>
+          <w:rFonts w:ascii="Consolas" w:eastAsiaTheme="minorHAnsi" w:hAnsi="Consolas" w:cs="Consolas"/>
           <w:sz w:val="24"/>
           <w:szCs w:val="24"/>
         </w:rPr>
@@ -20591,12 +20593,20 @@
           <w:szCs w:val="24"/>
         </w:rPr>
         <w:t>.</w:t>
+      </w:r>
+      <w:r>
+        <w:rPr>
+          <w:rFonts w:ascii="Consolas" w:eastAsiaTheme="minorHAnsi" w:hAnsi="Consolas" w:cs="Consolas"/>
+          <w:sz w:val="24"/>
+          <w:szCs w:val="24"/>
+        </w:rPr>
+        <w:tab/>
       </w:r>
     </w:p>
     <w:p>
       <w:pPr>
         <w:rPr>
-          <w:rFonts w:ascii="Consolas" w:eastAsiaTheme="minorHAnsi" w:hAnsi="Consolas" w:cs="Consolas" w:hint="eastAsia"/>
+          <w:rFonts w:ascii="Consolas" w:eastAsiaTheme="minorHAnsi" w:hAnsi="Consolas" w:cs="Consolas"/>
           <w:sz w:val="24"/>
           <w:szCs w:val="24"/>
         </w:rPr>
@@ -20837,7 +20847,7 @@
     <w:p>
       <w:pPr>
         <w:rPr>
-          <w:rFonts w:ascii="Consolas" w:eastAsiaTheme="minorHAnsi" w:hAnsi="Consolas" w:cs="Consolas" w:hint="eastAsia"/>
+          <w:rFonts w:ascii="Consolas" w:eastAsiaTheme="minorHAnsi" w:hAnsi="Consolas" w:cs="Consolas"/>
           <w:sz w:val="24"/>
           <w:szCs w:val="24"/>
         </w:rPr>
@@ -21229,7 +21239,7 @@
     <w:p>
       <w:pPr>
         <w:rPr>
-          <w:rFonts w:ascii="Consolas" w:eastAsiaTheme="minorHAnsi" w:hAnsi="Consolas" w:cs="Consolas" w:hint="eastAsia"/>
+          <w:rFonts w:ascii="Consolas" w:eastAsiaTheme="minorHAnsi" w:hAnsi="Consolas" w:cs="Consolas"/>
           <w:sz w:val="24"/>
           <w:szCs w:val="24"/>
         </w:rPr>
@@ -21538,7 +21548,7 @@
     <w:p>
       <w:pPr>
         <w:rPr>
-          <w:rFonts w:ascii="Consolas" w:eastAsiaTheme="minorHAnsi" w:hAnsi="Consolas" w:cs="Consolas" w:hint="eastAsia"/>
+          <w:rFonts w:ascii="Consolas" w:eastAsiaTheme="minorHAnsi" w:hAnsi="Consolas" w:cs="Consolas"/>
           <w:sz w:val="24"/>
           <w:szCs w:val="24"/>
         </w:rPr>
@@ -21847,8 +21857,6 @@
         </w:rPr>
         <w:t>1138</w:t>
       </w:r>
-      <w:bookmarkStart w:id="0" w:name="_GoBack"/>
-      <w:bookmarkEnd w:id="0"/>
     </w:p>
     <w:p>
       <w:pPr>
@@ -21864,8 +21872,6 @@
       <w:headerReference w:type="default" r:id="rId15"/>
       <w:footerReference w:type="even" r:id="rId16"/>
       <w:footerReference w:type="default" r:id="rId17"/>
-      <w:headerReference w:type="first" r:id="rId18"/>
-      <w:footerReference w:type="first" r:id="rId19"/>
       <w:pgSz w:w="12240" w:h="15840"/>
       <w:pgMar w:top="1440" w:right="1440" w:bottom="1440" w:left="1440" w:header="720" w:footer="720" w:gutter="0"/>
       <w:pgNumType w:start="1"/>
@@ -21963,7 +21969,7 @@
                 <w:bCs/>
                 <w:noProof/>
               </w:rPr>
-              <w:t>8</w:t>
+              <w:t>10</w:t>
             </w:r>
             <w:r>
               <w:rPr>
@@ -22306,16 +22312,6 @@
 </w:ftr>
 </file>
 
-<file path=word/footer3.xml><?xml version="1.0" encoding="utf-8"?>
-<w:ftr xmlns:wpc="http://schemas.microsoft.com/office/word/2010/wordprocessingCanvas" xmlns:cx="http://schemas.microsoft.com/office/drawing/2014/chartex" xmlns:cx1="http://schemas.microsoft.com/office/drawing/2015/9/8/chartex" xmlns:mc="http://schemas.openxmlformats.org/markup-compatibility/2006" xmlns:o="urn:schemas-microsoft-com:office:office" xmlns:r="http://schemas.openxmlformats.org/officeDocument/2006/relationships" xmlns:m="http://schemas.openxmlformats.org/officeDocument/2006/math" xmlns:v="urn:schemas-microsoft-com:vml" xmlns:wp14="http://schemas.microsoft.com/office/word/2010/wordprocessingDrawing" xmlns:wp="http://schemas.openxmlformats.org/drawingml/2006/wordprocessingDrawing" xmlns:w10="urn:schemas-microsoft-com:office:word" xmlns:w="http://schemas.openxmlformats.org/wordprocessingml/2006/main" xmlns:w14="http://schemas.microsoft.com/office/word/2010/wordml" xmlns:w15="http://schemas.microsoft.com/office/word/2012/wordml" xmlns:w16se="http://schemas.microsoft.com/office/word/2015/wordml/symex" xmlns:wpg="http://schemas.microsoft.com/office/word/2010/wordprocessingGroup" xmlns:wpi="http://schemas.microsoft.com/office/word/2010/wordprocessingInk" xmlns:wne="http://schemas.microsoft.com/office/word/2006/wordml" xmlns:wps="http://schemas.microsoft.com/office/word/2010/wordprocessingShape" mc:Ignorable="w14 w15 w16se wp14">
-  <w:p>
-    <w:pPr>
-      <w:pStyle w:val="a4"/>
-    </w:pPr>
-  </w:p>
-</w:ftr>
-</file>
-
 <file path=word/footnotes.xml><?xml version="1.0" encoding="utf-8"?>
 <w:footnotes xmlns:wpc="http://schemas.microsoft.com/office/word/2010/wordprocessingCanvas" xmlns:cx="http://schemas.microsoft.com/office/drawing/2014/chartex" xmlns:cx1="http://schemas.microsoft.com/office/drawing/2015/9/8/chartex" xmlns:mc="http://schemas.openxmlformats.org/markup-compatibility/2006" xmlns:o="urn:schemas-microsoft-com:office:office" xmlns:r="http://schemas.openxmlformats.org/officeDocument/2006/relationships" xmlns:m="http://schemas.openxmlformats.org/officeDocument/2006/math" xmlns:v="urn:schemas-microsoft-com:vml" xmlns:wp14="http://schemas.microsoft.com/office/word/2010/wordprocessingDrawing" xmlns:wp="http://schemas.openxmlformats.org/drawingml/2006/wordprocessingDrawing" xmlns:w10="urn:schemas-microsoft-com:office:word" xmlns:w="http://schemas.openxmlformats.org/wordprocessingml/2006/main" xmlns:w14="http://schemas.microsoft.com/office/word/2010/wordml" xmlns:w15="http://schemas.microsoft.com/office/word/2012/wordml" xmlns:w16se="http://schemas.microsoft.com/office/word/2015/wordml/symex" xmlns:wpg="http://schemas.microsoft.com/office/word/2010/wordprocessingGroup" xmlns:wpi="http://schemas.microsoft.com/office/word/2010/wordprocessingInk" xmlns:wne="http://schemas.microsoft.com/office/word/2006/wordml" xmlns:wps="http://schemas.microsoft.com/office/word/2010/wordprocessingShape" mc:Ignorable="w14 w15 w16se wp14">
   <w:footnote w:type="separator" w:id="-1">
@@ -22477,16 +22473,6 @@
       </w:rPr>
       <w:t>교사용</w:t>
     </w:r>
-  </w:p>
-</w:hdr>
-</file>
-
-<file path=word/header3.xml><?xml version="1.0" encoding="utf-8"?>
-<w:hdr xmlns:wpc="http://schemas.microsoft.com/office/word/2010/wordprocessingCanvas" xmlns:cx="http://schemas.microsoft.com/office/drawing/2014/chartex" xmlns:cx1="http://schemas.microsoft.com/office/drawing/2015/9/8/chartex" xmlns:mc="http://schemas.openxmlformats.org/markup-compatibility/2006" xmlns:o="urn:schemas-microsoft-com:office:office" xmlns:r="http://schemas.openxmlformats.org/officeDocument/2006/relationships" xmlns:m="http://schemas.openxmlformats.org/officeDocument/2006/math" xmlns:v="urn:schemas-microsoft-com:vml" xmlns:wp14="http://schemas.microsoft.com/office/word/2010/wordprocessingDrawing" xmlns:wp="http://schemas.openxmlformats.org/drawingml/2006/wordprocessingDrawing" xmlns:w10="urn:schemas-microsoft-com:office:word" xmlns:w="http://schemas.openxmlformats.org/wordprocessingml/2006/main" xmlns:w14="http://schemas.microsoft.com/office/word/2010/wordml" xmlns:w15="http://schemas.microsoft.com/office/word/2012/wordml" xmlns:w16se="http://schemas.microsoft.com/office/word/2015/wordml/symex" xmlns:wpg="http://schemas.microsoft.com/office/word/2010/wordprocessingGroup" xmlns:wpi="http://schemas.microsoft.com/office/word/2010/wordprocessingInk" xmlns:wne="http://schemas.microsoft.com/office/word/2006/wordml" xmlns:wps="http://schemas.microsoft.com/office/word/2010/wordprocessingShape" mc:Ignorable="w14 w15 w16se wp14">
-  <w:p>
-    <w:pPr>
-      <w:pStyle w:val="a3"/>
-    </w:pPr>
   </w:p>
 </w:hdr>
 </file>
